--- a/templates_docx/LC Profile.docx
+++ b/templates_docx/LC Profile.docx
@@ -149,7 +149,7 @@
                 <w:b/>
                 <w:bCs/>
               </w:rPr>
-              <w:t>{{Candidate First Name}}</w:t>
+              <w:t>{{Forename(s)}}</w:t>
             </w:r>
           </w:p>
         </w:tc>
@@ -193,10 +193,11 @@
             </w:pPr>
             <w:r>
               <w:rPr>
-                <w:rFonts w:ascii="Speak Pro" w:hAnsi="Speak Pro" w:cstheme="minorHAnsi"/>
-                <w:b/>
-              </w:rPr>
-              <w:t>{{Candidate last name}}</w:t>
+                <w:rFonts w:ascii="Speak Pro" w:hAnsi="Speak Pro"/>
+                <w:b/>
+                <w:bCs/>
+              </w:rPr>
+              <w:t>{{Surname}}</w:t>
             </w:r>
           </w:p>
         </w:tc>
@@ -244,7 +245,7 @@
                 <w:b/>
                 <w:bCs/>
               </w:rPr>
-              <w:t>{{Candidate First Name}}</w:t>
+              <w:t>{{Forename(s)}}</w:t>
             </w:r>
           </w:p>
         </w:tc>
@@ -338,7 +339,7 @@
                 <w:rFonts w:ascii="Speak Pro" w:hAnsi="Speak Pro" w:cstheme="minorHAnsi"/>
                 <w:b/>
               </w:rPr>
-              <w:t>{{Date of Birth}}</w:t>
+              <w:t>{{DOB}}</w:t>
             </w:r>
           </w:p>
         </w:tc>
@@ -385,7 +386,7 @@
                 <w:rFonts w:ascii="Speak Pro" w:hAnsi="Speak Pro" w:cstheme="minorHAnsi"/>
                 <w:b/>
               </w:rPr>
-              <w:t>{{Male/Female}}</w:t>
+              <w:t>{{Gender}}</w:t>
             </w:r>
           </w:p>
         </w:tc>
@@ -836,7 +837,7 @@
                 <w:rFonts w:ascii="Speak Pro" w:hAnsi="Speak Pro" w:cstheme="minorHAnsi"/>
                 <w:b/>
               </w:rPr>
-              <w:t>{{DBS Certificate issue date}}</w:t>
+              <w:t>{{DBS Issue Date}}</w:t>
             </w:r>
           </w:p>
         </w:tc>
@@ -971,7 +972,7 @@
                 <w:rFonts w:ascii="Speak Pro" w:hAnsi="Speak Pro" w:cstheme="minorHAnsi"/>
                 <w:b/>
               </w:rPr>
-              <w:t>{{NMC Pin Number}}</w:t>
+              <w:t>{{NMC PIN}}</w:t>
             </w:r>
           </w:p>
         </w:tc>
@@ -1710,24 +1711,18 @@
         <w:tc>
           <w:tcPr>
             <w:tcW w:w="1701" w:type="dxa"/>
-            <w:vAlign w:val="center"/>
-          </w:tcPr>
-          <w:p>
-            <w:pPr>
-              <w:pStyle w:val="TableParagraph"/>
-              <w:rPr>
-                <w:rFonts w:ascii="Speak Pro" w:hAnsi="Speak Pro" w:cstheme="minorHAnsi"/>
-                <w:b/>
-                <w:bCs/>
-              </w:rPr>
-            </w:pPr>
-            <w:r>
-              <w:rPr>
-                <w:rFonts w:ascii="Speak Pro" w:hAnsi="Speak Pro" w:cstheme="minorHAnsi"/>
-                <w:b/>
-                <w:bCs/>
-              </w:rPr>
-              <w:t>{{Today’s date}}</w:t>
+          </w:tcPr>
+          <w:p>
+            <w:pPr>
+              <w:pStyle w:val="TableParagraph"/>
+              <w:rPr>
+                <w:rFonts w:ascii="Speak Pro" w:hAnsi="Speak Pro" w:cstheme="minorHAnsi"/>
+                <w:b/>
+                <w:bCs/>
+              </w:rPr>
+            </w:pPr>
+            <w:r>
+              <w:t>{{Today's Date}}</w:t>
             </w:r>
           </w:p>
         </w:tc>
@@ -1812,24 +1807,18 @@
         <w:tc>
           <w:tcPr>
             <w:tcW w:w="1701" w:type="dxa"/>
-            <w:vAlign w:val="center"/>
-          </w:tcPr>
-          <w:p>
-            <w:pPr>
-              <w:pStyle w:val="TableParagraph"/>
-              <w:rPr>
-                <w:rFonts w:ascii="Speak Pro" w:hAnsi="Speak Pro" w:cstheme="minorHAnsi"/>
-                <w:b/>
-                <w:bCs/>
-              </w:rPr>
-            </w:pPr>
-            <w:r>
-              <w:rPr>
-                <w:rFonts w:ascii="Speak Pro" w:hAnsi="Speak Pro" w:cstheme="minorHAnsi"/>
-                <w:b/>
-                <w:bCs/>
-              </w:rPr>
-              <w:t>{{Today’s date}}</w:t>
+          </w:tcPr>
+          <w:p>
+            <w:pPr>
+              <w:pStyle w:val="TableParagraph"/>
+              <w:rPr>
+                <w:rFonts w:ascii="Speak Pro" w:hAnsi="Speak Pro" w:cstheme="minorHAnsi"/>
+                <w:b/>
+                <w:bCs/>
+              </w:rPr>
+            </w:pPr>
+            <w:r>
+              <w:t>{{Today's Date}}</w:t>
             </w:r>
           </w:p>
         </w:tc>
@@ -1925,12 +1914,7 @@
               </w:rPr>
             </w:pPr>
             <w:r>
-              <w:rPr>
-                <w:rFonts w:ascii="Speak Pro" w:hAnsi="Speak Pro" w:cstheme="minorHAnsi"/>
-                <w:b/>
-                <w:bCs/>
-              </w:rPr>
-              <w:t>{{Today’s date}}</w:t>
+              <w:t>{{Today's Date}}</w:t>
             </w:r>
           </w:p>
         </w:tc>
@@ -2026,12 +2010,7 @@
               </w:rPr>
             </w:pPr>
             <w:r>
-              <w:rPr>
-                <w:rFonts w:ascii="Speak Pro" w:hAnsi="Speak Pro" w:cstheme="minorHAnsi"/>
-                <w:b/>
-                <w:bCs/>
-              </w:rPr>
-              <w:t>{{Today’s date}}</w:t>
+              <w:t>{{Today's Date}}</w:t>
             </w:r>
           </w:p>
         </w:tc>
@@ -2127,12 +2106,7 @@
               </w:rPr>
             </w:pPr>
             <w:r>
-              <w:rPr>
-                <w:rFonts w:ascii="Speak Pro" w:hAnsi="Speak Pro" w:cstheme="minorHAnsi"/>
-                <w:b/>
-                <w:bCs/>
-              </w:rPr>
-              <w:t>{{Today’s date}}</w:t>
+              <w:t>{{Today's Date}}</w:t>
             </w:r>
           </w:p>
         </w:tc>
@@ -2228,12 +2202,7 @@
               </w:rPr>
             </w:pPr>
             <w:r>
-              <w:rPr>
-                <w:rFonts w:ascii="Speak Pro" w:hAnsi="Speak Pro" w:cstheme="minorHAnsi"/>
-                <w:b/>
-                <w:bCs/>
-              </w:rPr>
-              <w:t>{{Today’s date}}</w:t>
+              <w:t>{{Today's Date}}</w:t>
             </w:r>
           </w:p>
         </w:tc>
@@ -2329,12 +2298,7 @@
               </w:rPr>
             </w:pPr>
             <w:r>
-              <w:rPr>
-                <w:rFonts w:ascii="Speak Pro" w:hAnsi="Speak Pro" w:cstheme="minorHAnsi"/>
-                <w:b/>
-                <w:bCs/>
-              </w:rPr>
-              <w:t>{{Today’s date}}</w:t>
+              <w:t>{{Today's Date}}</w:t>
             </w:r>
           </w:p>
         </w:tc>
@@ -2449,12 +2413,7 @@
               </w:rPr>
             </w:pPr>
             <w:r>
-              <w:rPr>
-                <w:rFonts w:ascii="Speak Pro" w:hAnsi="Speak Pro" w:cstheme="minorHAnsi"/>
-                <w:b/>
-                <w:bCs/>
-              </w:rPr>
-              <w:t>{{Today’s date}}</w:t>
+              <w:t>{{Today's Date}}</w:t>
             </w:r>
           </w:p>
         </w:tc>
@@ -2550,12 +2509,7 @@
               </w:rPr>
             </w:pPr>
             <w:r>
-              <w:rPr>
-                <w:rFonts w:ascii="Speak Pro" w:hAnsi="Speak Pro" w:cstheme="minorHAnsi"/>
-                <w:b/>
-                <w:bCs/>
-              </w:rPr>
-              <w:t>{{Today’s date}}</w:t>
+              <w:t>{{Today's Date}}</w:t>
             </w:r>
           </w:p>
         </w:tc>
@@ -2651,12 +2605,7 @@
               </w:rPr>
             </w:pPr>
             <w:r>
-              <w:rPr>
-                <w:rFonts w:ascii="Speak Pro" w:hAnsi="Speak Pro" w:cstheme="minorHAnsi"/>
-                <w:b/>
-                <w:bCs/>
-              </w:rPr>
-              <w:t>{{Today’s date}}</w:t>
+              <w:t>{{Today's Date}}</w:t>
             </w:r>
           </w:p>
         </w:tc>
@@ -2771,12 +2720,7 @@
               </w:rPr>
             </w:pPr>
             <w:r>
-              <w:rPr>
-                <w:rFonts w:ascii="Speak Pro" w:hAnsi="Speak Pro" w:cstheme="minorHAnsi"/>
-                <w:b/>
-                <w:bCs/>
-              </w:rPr>
-              <w:t>{{Today’s date}}</w:t>
+              <w:t>{{Today's Date}}</w:t>
             </w:r>
           </w:p>
         </w:tc>
@@ -2872,12 +2816,7 @@
               </w:rPr>
             </w:pPr>
             <w:r>
-              <w:rPr>
-                <w:rFonts w:ascii="Speak Pro" w:hAnsi="Speak Pro" w:cstheme="minorHAnsi"/>
-                <w:b/>
-                <w:bCs/>
-              </w:rPr>
-              <w:t>{{Today’s date}}</w:t>
+              <w:t>{{Today's Date}}</w:t>
             </w:r>
           </w:p>
         </w:tc>
@@ -2965,12 +2904,7 @@
               </w:rPr>
             </w:pPr>
             <w:r>
-              <w:rPr>
-                <w:rFonts w:ascii="Speak Pro" w:hAnsi="Speak Pro" w:cstheme="minorHAnsi"/>
-                <w:b/>
-                <w:bCs/>
-              </w:rPr>
-              <w:t>{{Today’s date}}</w:t>
+              <w:t>{{Today's Date}}</w:t>
             </w:r>
           </w:p>
         </w:tc>
@@ -3078,12 +3012,7 @@
               </w:rPr>
             </w:pPr>
             <w:r>
-              <w:rPr>
-                <w:rFonts w:ascii="Speak Pro" w:hAnsi="Speak Pro" w:cstheme="minorHAnsi"/>
-                <w:b/>
-                <w:bCs/>
-              </w:rPr>
-              <w:t>{{Today’s date}}</w:t>
+              <w:t>{{Today's Date}}</w:t>
             </w:r>
           </w:p>
         </w:tc>
@@ -3424,7 +3353,7 @@
                 <w:sz w:val="16"/>
                 <w:szCs w:val="16"/>
               </w:rPr>
-              <w:t>{{DBS Certificate Number}}</w:t>
+              <w:t>{{DBS Number}}</w:t>
             </w:r>
           </w:p>
         </w:tc>
@@ -3864,7 +3793,7 @@
                 <w:b/>
                 <w:bCs/>
               </w:rPr>
-              <w:t>{{Today’s date}}</w:t>
+              <w:t>{{Today's Date}}</w:t>
             </w:r>
           </w:p>
         </w:tc>
@@ -4155,10 +4084,7 @@
               </w:rPr>
             </w:pPr>
             <w:r>
-              <w:rPr>
-                <w:rFonts w:ascii="Speak Pro" w:hAnsi="Speak Pro" w:cstheme="minorHAnsi"/>
-              </w:rPr>
-              <w:t>{{Training completion date}}</w:t>
+              <w:t>{{Training Date}}</w:t>
             </w:r>
           </w:p>
         </w:tc>
@@ -4179,10 +4105,7 @@
               </w:rPr>
             </w:pPr>
             <w:r>
-              <w:rPr>
-                <w:rFonts w:ascii="Speak Pro" w:hAnsi="Speak Pro" w:cstheme="minorHAnsi"/>
-              </w:rPr>
-              <w:t>{{Training expiry date}}</w:t>
+              <w:t>{{Training Expiry Date}}</w:t>
             </w:r>
           </w:p>
         </w:tc>
@@ -4238,10 +4161,7 @@
               </w:rPr>
             </w:pPr>
             <w:r>
-              <w:rPr>
-                <w:rFonts w:ascii="Speak Pro" w:hAnsi="Speak Pro" w:cstheme="minorHAnsi"/>
-              </w:rPr>
-              <w:t>{{Training completion date}}</w:t>
+              <w:t>{{Training Date}}</w:t>
             </w:r>
           </w:p>
         </w:tc>
@@ -4262,10 +4182,7 @@
               </w:rPr>
             </w:pPr>
             <w:r>
-              <w:rPr>
-                <w:rFonts w:ascii="Speak Pro" w:hAnsi="Speak Pro" w:cstheme="minorHAnsi"/>
-              </w:rPr>
-              <w:t>{{Training expiry date}}</w:t>
+              <w:t>{{Training Expiry Date}}</w:t>
             </w:r>
           </w:p>
         </w:tc>
@@ -4321,10 +4238,7 @@
               </w:rPr>
             </w:pPr>
             <w:r>
-              <w:rPr>
-                <w:rFonts w:ascii="Speak Pro" w:hAnsi="Speak Pro" w:cstheme="minorHAnsi"/>
-              </w:rPr>
-              <w:t>{{Training completion date}}</w:t>
+              <w:t>{{Training Date}}</w:t>
             </w:r>
           </w:p>
         </w:tc>
@@ -4345,10 +4259,7 @@
               </w:rPr>
             </w:pPr>
             <w:r>
-              <w:rPr>
-                <w:rFonts w:ascii="Speak Pro" w:hAnsi="Speak Pro" w:cstheme="minorHAnsi"/>
-              </w:rPr>
-              <w:t>{{Training expiry date}}</w:t>
+              <w:t>{{Training Expiry Date}}</w:t>
             </w:r>
           </w:p>
         </w:tc>
@@ -4405,10 +4316,7 @@
               </w:rPr>
             </w:pPr>
             <w:r>
-              <w:rPr>
-                <w:rFonts w:ascii="Speak Pro" w:hAnsi="Speak Pro" w:cstheme="minorHAnsi"/>
-              </w:rPr>
-              <w:t>{{Training completion date}}</w:t>
+              <w:t>{{Training Date}}</w:t>
             </w:r>
           </w:p>
         </w:tc>
@@ -4430,10 +4338,7 @@
               </w:rPr>
             </w:pPr>
             <w:r>
-              <w:rPr>
-                <w:rFonts w:ascii="Speak Pro" w:hAnsi="Speak Pro" w:cstheme="minorHAnsi"/>
-              </w:rPr>
-              <w:t>{{Training expiry date}}</w:t>
+              <w:t>{{Training Expiry Date}}</w:t>
             </w:r>
           </w:p>
         </w:tc>
@@ -4489,10 +4394,7 @@
               </w:rPr>
             </w:pPr>
             <w:r>
-              <w:rPr>
-                <w:rFonts w:ascii="Speak Pro" w:hAnsi="Speak Pro" w:cstheme="minorHAnsi"/>
-              </w:rPr>
-              <w:t>{{Training completion date}}</w:t>
+              <w:t>{{Training Date}}</w:t>
             </w:r>
           </w:p>
         </w:tc>
@@ -4513,10 +4415,7 @@
               </w:rPr>
             </w:pPr>
             <w:r>
-              <w:rPr>
-                <w:rFonts w:ascii="Speak Pro" w:hAnsi="Speak Pro" w:cstheme="minorHAnsi"/>
-              </w:rPr>
-              <w:t>{{Training expiry date}}</w:t>
+              <w:t>{{Training Expiry Date}}</w:t>
             </w:r>
           </w:p>
         </w:tc>
@@ -4572,10 +4471,7 @@
               </w:rPr>
             </w:pPr>
             <w:r>
-              <w:rPr>
-                <w:rFonts w:ascii="Speak Pro" w:hAnsi="Speak Pro" w:cstheme="minorHAnsi"/>
-              </w:rPr>
-              <w:t>{{Training completion date}}</w:t>
+              <w:t>{{Training Date}}</w:t>
             </w:r>
           </w:p>
         </w:tc>
@@ -4596,10 +4492,7 @@
               </w:rPr>
             </w:pPr>
             <w:r>
-              <w:rPr>
-                <w:rFonts w:ascii="Speak Pro" w:hAnsi="Speak Pro" w:cstheme="minorHAnsi"/>
-              </w:rPr>
-              <w:t>{{Training expiry date}}</w:t>
+              <w:t>{{Training Expiry Date}}</w:t>
             </w:r>
           </w:p>
         </w:tc>
@@ -4655,10 +4548,7 @@
               </w:rPr>
             </w:pPr>
             <w:r>
-              <w:rPr>
-                <w:rFonts w:ascii="Speak Pro" w:hAnsi="Speak Pro" w:cstheme="minorHAnsi"/>
-              </w:rPr>
-              <w:t>{{Training completion date}}</w:t>
+              <w:t>{{Training Date}}</w:t>
             </w:r>
           </w:p>
         </w:tc>
@@ -4679,10 +4569,7 @@
               </w:rPr>
             </w:pPr>
             <w:r>
-              <w:rPr>
-                <w:rFonts w:ascii="Speak Pro" w:hAnsi="Speak Pro" w:cstheme="minorHAnsi"/>
-              </w:rPr>
-              <w:t>{{Training expiry date}}</w:t>
+              <w:t>{{Training Expiry Date}}</w:t>
             </w:r>
           </w:p>
         </w:tc>
@@ -4738,10 +4625,7 @@
               </w:rPr>
             </w:pPr>
             <w:r>
-              <w:rPr>
-                <w:rFonts w:ascii="Speak Pro" w:hAnsi="Speak Pro" w:cstheme="minorHAnsi"/>
-              </w:rPr>
-              <w:t>{{Training completion date}}</w:t>
+              <w:t>{{Training Date}}</w:t>
             </w:r>
           </w:p>
         </w:tc>
@@ -4762,10 +4646,7 @@
               </w:rPr>
             </w:pPr>
             <w:r>
-              <w:rPr>
-                <w:rFonts w:ascii="Speak Pro" w:hAnsi="Speak Pro" w:cstheme="minorHAnsi"/>
-              </w:rPr>
-              <w:t>{{Training expiry date}}</w:t>
+              <w:t>{{Training Expiry Date}}</w:t>
             </w:r>
           </w:p>
         </w:tc>
@@ -4829,10 +4710,7 @@
               </w:rPr>
             </w:pPr>
             <w:r>
-              <w:rPr>
-                <w:rFonts w:ascii="Speak Pro" w:hAnsi="Speak Pro" w:cstheme="minorHAnsi"/>
-              </w:rPr>
-              <w:t>{{Training completion date}}</w:t>
+              <w:t>{{Training Date}}</w:t>
             </w:r>
           </w:p>
         </w:tc>
@@ -4853,10 +4731,7 @@
               </w:rPr>
             </w:pPr>
             <w:r>
-              <w:rPr>
-                <w:rFonts w:ascii="Speak Pro" w:hAnsi="Speak Pro" w:cstheme="minorHAnsi"/>
-              </w:rPr>
-              <w:t>{{Training expiry date}}</w:t>
+              <w:t>{{Training Expiry Date}}</w:t>
             </w:r>
           </w:p>
         </w:tc>
@@ -4912,10 +4787,7 @@
               </w:rPr>
             </w:pPr>
             <w:r>
-              <w:rPr>
-                <w:rFonts w:ascii="Speak Pro" w:hAnsi="Speak Pro" w:cstheme="minorHAnsi"/>
-              </w:rPr>
-              <w:t>{{Training completion date}}</w:t>
+              <w:t>{{Training Date}}</w:t>
             </w:r>
           </w:p>
         </w:tc>
@@ -4936,10 +4808,7 @@
               </w:rPr>
             </w:pPr>
             <w:r>
-              <w:rPr>
-                <w:rFonts w:ascii="Speak Pro" w:hAnsi="Speak Pro" w:cstheme="minorHAnsi"/>
-              </w:rPr>
-              <w:t>{{Training expiry date}}</w:t>
+              <w:t>{{Training Expiry Date}}</w:t>
             </w:r>
           </w:p>
         </w:tc>
@@ -4997,10 +4866,7 @@
               </w:rPr>
             </w:pPr>
             <w:r>
-              <w:rPr>
-                <w:rFonts w:ascii="Speak Pro" w:hAnsi="Speak Pro" w:cstheme="minorHAnsi"/>
-              </w:rPr>
-              <w:t>{{Training completion date}}</w:t>
+              <w:t>{{Training Date}}</w:t>
             </w:r>
           </w:p>
         </w:tc>
@@ -5022,10 +4888,7 @@
               </w:rPr>
             </w:pPr>
             <w:r>
-              <w:rPr>
-                <w:rFonts w:ascii="Speak Pro" w:hAnsi="Speak Pro" w:cstheme="minorHAnsi"/>
-              </w:rPr>
-              <w:t>{{Training expiry date}}</w:t>
+              <w:t>{{Training Expiry Date}}</w:t>
             </w:r>
           </w:p>
         </w:tc>
@@ -5081,10 +4944,7 @@
               </w:rPr>
             </w:pPr>
             <w:r>
-              <w:rPr>
-                <w:rFonts w:ascii="Speak Pro" w:hAnsi="Speak Pro" w:cstheme="minorHAnsi"/>
-              </w:rPr>
-              <w:t>{{Training completion date}}</w:t>
+              <w:t>{{Training Date}}</w:t>
             </w:r>
           </w:p>
         </w:tc>
@@ -5105,10 +4965,7 @@
               </w:rPr>
             </w:pPr>
             <w:r>
-              <w:rPr>
-                <w:rFonts w:ascii="Speak Pro" w:hAnsi="Speak Pro" w:cstheme="minorHAnsi"/>
-              </w:rPr>
-              <w:t>{{Training expiry date}}</w:t>
+              <w:t>{{Training Expiry Date}}</w:t>
             </w:r>
           </w:p>
         </w:tc>
@@ -5163,10 +5020,7 @@
               </w:rPr>
             </w:pPr>
             <w:r>
-              <w:rPr>
-                <w:rFonts w:ascii="Speak Pro" w:hAnsi="Speak Pro" w:cstheme="minorHAnsi"/>
-              </w:rPr>
-              <w:t>{{Training completion date}}</w:t>
+              <w:t>{{Training Date}}</w:t>
             </w:r>
           </w:p>
         </w:tc>
@@ -5187,10 +5041,7 @@
               </w:rPr>
             </w:pPr>
             <w:r>
-              <w:rPr>
-                <w:rFonts w:ascii="Speak Pro" w:hAnsi="Speak Pro" w:cstheme="minorHAnsi"/>
-              </w:rPr>
-              <w:t>{{Training expiry date}}</w:t>
+              <w:t>{{Training Expiry Date}}</w:t>
             </w:r>
           </w:p>
         </w:tc>
@@ -5246,10 +5097,7 @@
               </w:rPr>
             </w:pPr>
             <w:r>
-              <w:rPr>
-                <w:rFonts w:ascii="Speak Pro" w:hAnsi="Speak Pro" w:cstheme="minorHAnsi"/>
-              </w:rPr>
-              <w:t>{{Training completion date}}</w:t>
+              <w:t>{{Training Date}}</w:t>
             </w:r>
           </w:p>
         </w:tc>
@@ -5271,10 +5119,7 @@
               </w:rPr>
             </w:pPr>
             <w:r>
-              <w:rPr>
-                <w:rFonts w:ascii="Speak Pro" w:hAnsi="Speak Pro" w:cstheme="minorHAnsi"/>
-              </w:rPr>
-              <w:t>{{Training expiry date}}</w:t>
+              <w:t>{{Training Expiry Date}}</w:t>
             </w:r>
           </w:p>
         </w:tc>
@@ -5329,10 +5174,7 @@
               </w:rPr>
             </w:pPr>
             <w:r>
-              <w:rPr>
-                <w:rFonts w:ascii="Speak Pro" w:hAnsi="Speak Pro" w:cstheme="minorHAnsi"/>
-              </w:rPr>
-              <w:t>{{Training completion date}}</w:t>
+              <w:t>{{Training Date}}</w:t>
             </w:r>
           </w:p>
         </w:tc>
@@ -5353,10 +5195,7 @@
               </w:rPr>
             </w:pPr>
             <w:r>
-              <w:rPr>
-                <w:rFonts w:ascii="Speak Pro" w:hAnsi="Speak Pro" w:cstheme="minorHAnsi"/>
-              </w:rPr>
-              <w:t>{{Training expiry date}}</w:t>
+              <w:t>{{Training Expiry Date}}</w:t>
             </w:r>
           </w:p>
         </w:tc>
@@ -5411,10 +5250,7 @@
               </w:rPr>
             </w:pPr>
             <w:r>
-              <w:rPr>
-                <w:rFonts w:ascii="Speak Pro" w:hAnsi="Speak Pro" w:cstheme="minorHAnsi"/>
-              </w:rPr>
-              <w:t>{{Training completion date}}</w:t>
+              <w:t>{{Training Date}}</w:t>
             </w:r>
           </w:p>
         </w:tc>
@@ -5435,10 +5271,7 @@
               </w:rPr>
             </w:pPr>
             <w:r>
-              <w:rPr>
-                <w:rFonts w:ascii="Speak Pro" w:hAnsi="Speak Pro" w:cstheme="minorHAnsi"/>
-              </w:rPr>
-              <w:t>{{Training expiry date}}</w:t>
+              <w:t>{{Training Expiry Date}}</w:t>
             </w:r>
           </w:p>
         </w:tc>
@@ -5493,10 +5326,7 @@
               </w:rPr>
             </w:pPr>
             <w:r>
-              <w:rPr>
-                <w:rFonts w:ascii="Speak Pro" w:hAnsi="Speak Pro" w:cstheme="minorHAnsi"/>
-              </w:rPr>
-              <w:t>{{Training completion date}}</w:t>
+              <w:t>{{Training Date}}</w:t>
             </w:r>
           </w:p>
         </w:tc>
@@ -5517,10 +5347,7 @@
               </w:rPr>
             </w:pPr>
             <w:r>
-              <w:rPr>
-                <w:rFonts w:ascii="Speak Pro" w:hAnsi="Speak Pro" w:cstheme="minorHAnsi"/>
-              </w:rPr>
-              <w:t>{{Training expiry date}}</w:t>
+              <w:t>{{Training Expiry Date}}</w:t>
             </w:r>
           </w:p>
         </w:tc>
@@ -5575,10 +5402,7 @@
               </w:rPr>
             </w:pPr>
             <w:r>
-              <w:rPr>
-                <w:rFonts w:ascii="Speak Pro" w:hAnsi="Speak Pro" w:cstheme="minorHAnsi"/>
-              </w:rPr>
-              <w:t>{{Training completion date}}</w:t>
+              <w:t>{{Training Date}}</w:t>
             </w:r>
           </w:p>
         </w:tc>
@@ -5599,10 +5423,7 @@
               </w:rPr>
             </w:pPr>
             <w:r>
-              <w:rPr>
-                <w:rFonts w:ascii="Speak Pro" w:hAnsi="Speak Pro" w:cstheme="minorHAnsi"/>
-              </w:rPr>
-              <w:t>{{Training expiry date}}</w:t>
+              <w:t>{{Training Expiry Date}}</w:t>
             </w:r>
           </w:p>
         </w:tc>
@@ -5665,10 +5486,7 @@
               </w:rPr>
             </w:pPr>
             <w:r>
-              <w:rPr>
-                <w:rFonts w:ascii="Speak Pro" w:hAnsi="Speak Pro" w:cstheme="minorHAnsi"/>
-              </w:rPr>
-              <w:t>{{Training completion date}}</w:t>
+              <w:t>{{Training Date}}</w:t>
             </w:r>
           </w:p>
         </w:tc>
@@ -5689,10 +5507,7 @@
               </w:rPr>
             </w:pPr>
             <w:r>
-              <w:rPr>
-                <w:rFonts w:ascii="Speak Pro" w:hAnsi="Speak Pro" w:cstheme="minorHAnsi"/>
-              </w:rPr>
-              <w:t>{{Training expiry date}}</w:t>
+              <w:t>{{Training Expiry Date}}</w:t>
             </w:r>
           </w:p>
         </w:tc>
@@ -5747,10 +5562,7 @@
               </w:rPr>
             </w:pPr>
             <w:r>
-              <w:rPr>
-                <w:rFonts w:ascii="Speak Pro" w:hAnsi="Speak Pro" w:cstheme="minorHAnsi"/>
-              </w:rPr>
-              <w:t>{{Training completion date}}</w:t>
+              <w:t>{{Training Date}}</w:t>
             </w:r>
           </w:p>
         </w:tc>
@@ -5771,10 +5583,7 @@
               </w:rPr>
             </w:pPr>
             <w:r>
-              <w:rPr>
-                <w:rFonts w:ascii="Speak Pro" w:hAnsi="Speak Pro" w:cstheme="minorHAnsi"/>
-              </w:rPr>
-              <w:t>{{Training expiry date}}</w:t>
+              <w:t>{{Training Expiry Date}}</w:t>
             </w:r>
           </w:p>
         </w:tc>
@@ -5829,10 +5638,7 @@
               </w:rPr>
             </w:pPr>
             <w:r>
-              <w:rPr>
-                <w:rFonts w:ascii="Speak Pro" w:hAnsi="Speak Pro" w:cstheme="minorHAnsi"/>
-              </w:rPr>
-              <w:t>{{Training completion date}}</w:t>
+              <w:t>{{Training Date}}</w:t>
             </w:r>
           </w:p>
         </w:tc>
@@ -5853,10 +5659,7 @@
               </w:rPr>
             </w:pPr>
             <w:r>
-              <w:rPr>
-                <w:rFonts w:ascii="Speak Pro" w:hAnsi="Speak Pro" w:cstheme="minorHAnsi"/>
-              </w:rPr>
-              <w:t>{{Training expiry date}}</w:t>
+              <w:t>{{Training Expiry Date}}</w:t>
             </w:r>
           </w:p>
         </w:tc>
@@ -5920,10 +5723,7 @@
               </w:rPr>
             </w:pPr>
             <w:r>
-              <w:rPr>
-                <w:rFonts w:ascii="Speak Pro" w:hAnsi="Speak Pro" w:cstheme="minorHAnsi"/>
-              </w:rPr>
-              <w:t>{{Training completion date}}</w:t>
+              <w:t>{{Training Date}}</w:t>
             </w:r>
           </w:p>
         </w:tc>
@@ -5944,10 +5744,7 @@
               </w:rPr>
             </w:pPr>
             <w:r>
-              <w:rPr>
-                <w:rFonts w:ascii="Speak Pro" w:hAnsi="Speak Pro" w:cstheme="minorHAnsi"/>
-              </w:rPr>
-              <w:t>{{Training expiry date}}</w:t>
+              <w:t>{{Training Expiry Date}}</w:t>
             </w:r>
           </w:p>
         </w:tc>
@@ -6002,10 +5799,7 @@
               </w:rPr>
             </w:pPr>
             <w:r>
-              <w:rPr>
-                <w:rFonts w:ascii="Speak Pro" w:hAnsi="Speak Pro" w:cstheme="minorHAnsi"/>
-              </w:rPr>
-              <w:t>{{Training completion date}}</w:t>
+              <w:t>{{Training Date}}</w:t>
             </w:r>
           </w:p>
         </w:tc>
@@ -6026,10 +5820,7 @@
               </w:rPr>
             </w:pPr>
             <w:r>
-              <w:rPr>
-                <w:rFonts w:ascii="Speak Pro" w:hAnsi="Speak Pro" w:cstheme="minorHAnsi"/>
-              </w:rPr>
-              <w:t>{{Training expiry date}}</w:t>
+              <w:t>{{Training Expiry Date}}</w:t>
             </w:r>
           </w:p>
         </w:tc>
@@ -6084,10 +5875,7 @@
               </w:rPr>
             </w:pPr>
             <w:r>
-              <w:rPr>
-                <w:rFonts w:ascii="Speak Pro" w:hAnsi="Speak Pro" w:cstheme="minorHAnsi"/>
-              </w:rPr>
-              <w:t>{{Training completion date}}</w:t>
+              <w:t>{{Training Date}}</w:t>
             </w:r>
           </w:p>
         </w:tc>
@@ -6108,10 +5896,7 @@
               </w:rPr>
             </w:pPr>
             <w:r>
-              <w:rPr>
-                <w:rFonts w:ascii="Speak Pro" w:hAnsi="Speak Pro" w:cstheme="minorHAnsi"/>
-              </w:rPr>
-              <w:t>{{Training expiry date}}</w:t>
+              <w:t>{{Training Expiry Date}}</w:t>
             </w:r>
           </w:p>
         </w:tc>
@@ -6249,10 +6034,7 @@
               </w:rPr>
             </w:pPr>
             <w:r>
-              <w:rPr>
-                <w:rFonts w:ascii="Speak Pro" w:hAnsi="Speak Pro" w:cstheme="minorHAnsi"/>
-              </w:rPr>
-              <w:t>{{Training completion date}}</w:t>
+              <w:t>{{Training Date}}</w:t>
             </w:r>
           </w:p>
         </w:tc>
@@ -6293,6 +6075,9 @@
                 <w:b/>
               </w:rPr>
             </w:pPr>
+            <w:r>
+              <w:t>{{Training Date}}</w:t>
+            </w:r>
           </w:p>
         </w:tc>
       </w:tr>
@@ -6332,6 +6117,9 @@
                 <w:b/>
               </w:rPr>
             </w:pPr>
+            <w:r>
+              <w:t>{{Training Date}}</w:t>
+            </w:r>
           </w:p>
         </w:tc>
       </w:tr>
@@ -6399,7 +6187,7 @@
                 <w:sz w:val="32"/>
                 <w:szCs w:val="32"/>
               </w:rPr>
-              <w:t>Dhaval Acharaya</w:t>
+              <w:t>{{Form Completed By}}</w:t>
             </w:r>
           </w:p>
         </w:tc>
@@ -6451,121 +6239,113 @@
                 <w:sz w:val="32"/>
                 <w:szCs w:val="32"/>
               </w:rPr>
-              <w:t>Compliance</w:t>
-            </w:r>
-            <w:r>
-              <w:rPr>
-                <w:rFonts w:ascii="Speak Pro" w:hAnsi="Speak Pro" w:cstheme="minorHAnsi"/>
+              <w:t>{{Position}}</w:t>
+            </w:r>
+          </w:p>
+        </w:tc>
+      </w:tr>
+      <w:tr>
+        <w:tc>
+          <w:tcPr>
+            <w:tcW w:w="2269" w:type="dxa"/>
+            <w:shd w:val="clear" w:color="auto" w:fill="FABF8F" w:themeFill="accent6" w:themeFillTint="99"/>
+            <w:vAlign w:val="center"/>
+          </w:tcPr>
+          <w:p>
+            <w:pPr>
+              <w:jc w:val="center"/>
+              <w:rPr>
+                <w:rFonts w:ascii="Speak Pro" w:hAnsi="Speak Pro" w:cstheme="minorHAnsi"/>
+                <w:b/>
                 <w:sz w:val="32"/>
                 <w:szCs w:val="32"/>
               </w:rPr>
-              <w:t xml:space="preserve"> Officer</w:t>
-            </w:r>
-          </w:p>
-        </w:tc>
-      </w:tr>
-      <w:tr>
-        <w:tc>
-          <w:tcPr>
-            <w:tcW w:w="2269" w:type="dxa"/>
-            <w:shd w:val="clear" w:color="auto" w:fill="FABF8F" w:themeFill="accent6" w:themeFillTint="99"/>
-            <w:vAlign w:val="center"/>
-          </w:tcPr>
-          <w:p>
-            <w:pPr>
-              <w:jc w:val="center"/>
+            </w:pPr>
+            <w:r>
               <w:rPr>
                 <w:rFonts w:ascii="Speak Pro" w:hAnsi="Speak Pro" w:cstheme="minorHAnsi"/>
                 <w:b/>
                 <w:sz w:val="32"/>
                 <w:szCs w:val="32"/>
               </w:rPr>
-            </w:pPr>
-            <w:r>
-              <w:rPr>
-                <w:rFonts w:ascii="Speak Pro" w:hAnsi="Speak Pro" w:cstheme="minorHAnsi"/>
-                <w:b/>
+              <w:t>Issue Date:</w:t>
+            </w:r>
+          </w:p>
+        </w:tc>
+        <w:tc>
+          <w:tcPr>
+            <w:tcW w:w="3094" w:type="dxa"/>
+            <w:shd w:val="clear" w:color="auto" w:fill="FABF8F" w:themeFill="accent6" w:themeFillTint="99"/>
+            <w:vAlign w:val="center"/>
+          </w:tcPr>
+          <w:p>
+            <w:pPr>
+              <w:jc w:val="center"/>
+              <w:rPr>
+                <w:rFonts w:ascii="Speak Pro" w:hAnsi="Speak Pro" w:cstheme="minorHAnsi"/>
                 <w:sz w:val="32"/>
                 <w:szCs w:val="32"/>
               </w:rPr>
-              <w:t>Issue Date:</w:t>
-            </w:r>
-          </w:p>
-        </w:tc>
-        <w:tc>
-          <w:tcPr>
-            <w:tcW w:w="3094" w:type="dxa"/>
-            <w:shd w:val="clear" w:color="auto" w:fill="FABF8F" w:themeFill="accent6" w:themeFillTint="99"/>
-            <w:vAlign w:val="center"/>
-          </w:tcPr>
-          <w:p>
-            <w:pPr>
-              <w:jc w:val="center"/>
+            </w:pPr>
+            <w:r>
               <w:rPr>
                 <w:rFonts w:ascii="Speak Pro" w:hAnsi="Speak Pro" w:cstheme="minorHAnsi"/>
                 <w:sz w:val="32"/>
                 <w:szCs w:val="32"/>
               </w:rPr>
-            </w:pPr>
-            <w:r>
-              <w:rPr>
-                <w:rFonts w:ascii="Speak Pro" w:hAnsi="Speak Pro" w:cstheme="minorHAnsi"/>
+              <w:t>{{Today's Date}}</w:t>
+            </w:r>
+          </w:p>
+        </w:tc>
+        <w:tc>
+          <w:tcPr>
+            <w:tcW w:w="1867" w:type="dxa"/>
+            <w:shd w:val="clear" w:color="auto" w:fill="FABF8F" w:themeFill="accent6" w:themeFillTint="99"/>
+            <w:vAlign w:val="center"/>
+          </w:tcPr>
+          <w:p>
+            <w:pPr>
+              <w:jc w:val="center"/>
+              <w:rPr>
+                <w:rFonts w:ascii="Speak Pro" w:hAnsi="Speak Pro" w:cstheme="minorHAnsi"/>
+                <w:b/>
                 <w:sz w:val="32"/>
                 <w:szCs w:val="32"/>
               </w:rPr>
-              <w:t>{{Today’s date}}</w:t>
-            </w:r>
-          </w:p>
-        </w:tc>
-        <w:tc>
-          <w:tcPr>
-            <w:tcW w:w="1867" w:type="dxa"/>
-            <w:shd w:val="clear" w:color="auto" w:fill="FABF8F" w:themeFill="accent6" w:themeFillTint="99"/>
-            <w:vAlign w:val="center"/>
-          </w:tcPr>
-          <w:p>
-            <w:pPr>
-              <w:jc w:val="center"/>
+            </w:pPr>
+            <w:r>
               <w:rPr>
                 <w:rFonts w:ascii="Speak Pro" w:hAnsi="Speak Pro" w:cstheme="minorHAnsi"/>
                 <w:b/>
                 <w:sz w:val="32"/>
                 <w:szCs w:val="32"/>
               </w:rPr>
-            </w:pPr>
-            <w:r>
-              <w:rPr>
-                <w:rFonts w:ascii="Speak Pro" w:hAnsi="Speak Pro" w:cstheme="minorHAnsi"/>
-                <w:b/>
+              <w:t>Signature:</w:t>
+            </w:r>
+          </w:p>
+        </w:tc>
+        <w:tc>
+          <w:tcPr>
+            <w:tcW w:w="3260" w:type="dxa"/>
+            <w:shd w:val="clear" w:color="auto" w:fill="FABF8F" w:themeFill="accent6" w:themeFillTint="99"/>
+            <w:vAlign w:val="center"/>
+          </w:tcPr>
+          <w:p>
+            <w:pPr>
+              <w:jc w:val="center"/>
+              <w:rPr>
+                <w:rFonts w:ascii="Speak Pro" w:hAnsi="Speak Pro" w:cstheme="minorHAnsi"/>
                 <w:sz w:val="32"/>
                 <w:szCs w:val="32"/>
               </w:rPr>
-              <w:t>Signature:</w:t>
-            </w:r>
-          </w:p>
-        </w:tc>
-        <w:tc>
-          <w:tcPr>
-            <w:tcW w:w="3260" w:type="dxa"/>
-            <w:shd w:val="clear" w:color="auto" w:fill="FABF8F" w:themeFill="accent6" w:themeFillTint="99"/>
-            <w:vAlign w:val="center"/>
-          </w:tcPr>
-          <w:p>
-            <w:pPr>
-              <w:jc w:val="center"/>
+            </w:pPr>
+            <w:r>
               <w:rPr>
                 <w:rFonts w:ascii="Speak Pro" w:hAnsi="Speak Pro" w:cstheme="minorHAnsi"/>
                 <w:sz w:val="32"/>
                 <w:szCs w:val="32"/>
               </w:rPr>
-            </w:pPr>
-            <w:r>
-              <w:rPr>
-                <w:rFonts w:ascii="Speak Pro" w:hAnsi="Speak Pro" w:cstheme="minorHAnsi"/>
-                <w:sz w:val="32"/>
-                <w:szCs w:val="32"/>
-              </w:rPr>
-              <w:t>D.ACHARYA</w:t>
+              <w:t>{{Signature}}</w:t>
             </w:r>
           </w:p>
         </w:tc>
@@ -7943,19 +7723,17 @@
 </file>
 
 <file path=customXml/item1.xml><?xml version="1.0" encoding="utf-8"?>
-<b:Sources xmlns:b="http://schemas.openxmlformats.org/officeDocument/2006/bibliography" xmlns="http://schemas.openxmlformats.org/officeDocument/2006/bibliography" SelectedStyle="\APASixthEditionOfficeOnline.xsl" StyleName="APA" Version="6"/>
+<p:properties xmlns:p="http://schemas.microsoft.com/office/2006/metadata/properties" xmlns:xsi="http://www.w3.org/2001/XMLSchema-instance" xmlns:pc="http://schemas.microsoft.com/office/infopath/2007/PartnerControls">
+  <documentManagement>
+    <lcf76f155ced4ddcb4097134ff3c332f xmlns="feecd726-f7df-475c-8679-8678ca7cb149">
+      <Terms xmlns="http://schemas.microsoft.com/office/infopath/2007/PartnerControls"/>
+    </lcf76f155ced4ddcb4097134ff3c332f>
+    <TaxCatchAll xmlns="9e0f7ac9-4631-486e-b7fb-a7ba40187c75" xsi:nil="true"/>
+  </documentManagement>
+</p:properties>
 </file>
 
 <file path=customXml/item2.xml><?xml version="1.0" encoding="utf-8"?>
-<?mso-contentType ?>
-<FormTemplates xmlns="http://schemas.microsoft.com/sharepoint/v3/contenttype/forms">
-  <Display>DocumentLibraryForm</Display>
-  <Edit>DocumentLibraryForm</Edit>
-  <New>DocumentLibraryForm</New>
-</FormTemplates>
-</file>
-
-<file path=customXml/item3.xml><?xml version="1.0" encoding="utf-8"?>
 <ct:contentTypeSchema xmlns:ct="http://schemas.microsoft.com/office/2006/metadata/contentType" xmlns:ma="http://schemas.microsoft.com/office/2006/metadata/properties/metaAttributes" ct:_="" ma:_="" ma:contentTypeName="Document" ma:contentTypeID="0x0101003814293903177B4BBA3FADFD8B6EFE20" ma:contentTypeVersion="18" ma:contentTypeDescription="Create a new document." ma:contentTypeScope="" ma:versionID="6f48f6edd5f79f83aff8ec45ba034ca2">
   <xsd:schema xmlns:xsd="http://www.w3.org/2001/XMLSchema" xmlns:xs="http://www.w3.org/2001/XMLSchema" xmlns:p="http://schemas.microsoft.com/office/2006/metadata/properties" xmlns:ns2="feecd726-f7df-475c-8679-8678ca7cb149" xmlns:ns3="9e0f7ac9-4631-486e-b7fb-a7ba40187c75" targetNamespace="http://schemas.microsoft.com/office/2006/metadata/properties" ma:root="true" ma:fieldsID="2d97296e5ec5e71a8759d33458916169" ns2:_="" ns3:_="">
     <xsd:import namespace="feecd726-f7df-475c-8679-8678ca7cb149"/>
@@ -8204,34 +7982,31 @@
 </ct:contentTypeSchema>
 </file>
 
+<file path=customXml/item3.xml><?xml version="1.0" encoding="utf-8"?>
+<?mso-contentType ?>
+<FormTemplates xmlns="http://schemas.microsoft.com/sharepoint/v3/contenttype/forms">
+  <Display>DocumentLibraryForm</Display>
+  <Edit>DocumentLibraryForm</Edit>
+  <New>DocumentLibraryForm</New>
+</FormTemplates>
+</file>
+
 <file path=customXml/item4.xml><?xml version="1.0" encoding="utf-8"?>
-<p:properties xmlns:p="http://schemas.microsoft.com/office/2006/metadata/properties" xmlns:xsi="http://www.w3.org/2001/XMLSchema-instance" xmlns:pc="http://schemas.microsoft.com/office/infopath/2007/PartnerControls">
-  <documentManagement>
-    <lcf76f155ced4ddcb4097134ff3c332f xmlns="feecd726-f7df-475c-8679-8678ca7cb149">
-      <Terms xmlns="http://schemas.microsoft.com/office/infopath/2007/PartnerControls"/>
-    </lcf76f155ced4ddcb4097134ff3c332f>
-    <TaxCatchAll xmlns="9e0f7ac9-4631-486e-b7fb-a7ba40187c75" xsi:nil="true"/>
-  </documentManagement>
-</p:properties>
+<b:Sources xmlns:b="http://schemas.openxmlformats.org/officeDocument/2006/bibliography" xmlns="http://schemas.openxmlformats.org/officeDocument/2006/bibliography" SelectedStyle="\APASixthEditionOfficeOnline.xsl" StyleName="APA" Version="6"/>
 </file>
 
 <file path=customXml/itemProps1.xml><?xml version="1.0" encoding="utf-8"?>
-<ds:datastoreItem xmlns:ds="http://schemas.openxmlformats.org/officeDocument/2006/customXml" ds:itemID="{DD74AD3D-2011-4373-A9A9-31E8BDFDDBB8}">
+<ds:datastoreItem xmlns:ds="http://schemas.openxmlformats.org/officeDocument/2006/customXml" ds:itemID="{F54CF3C5-B97D-4587-BA63-058DF8C395EF}">
   <ds:schemaRefs>
-    <ds:schemaRef ds:uri="http://schemas.openxmlformats.org/officeDocument/2006/bibliography"/>
+    <ds:schemaRef ds:uri="http://schemas.microsoft.com/office/2006/metadata/properties"/>
+    <ds:schemaRef ds:uri="http://schemas.microsoft.com/office/infopath/2007/PartnerControls"/>
+    <ds:schemaRef ds:uri="feecd726-f7df-475c-8679-8678ca7cb149"/>
+    <ds:schemaRef ds:uri="9e0f7ac9-4631-486e-b7fb-a7ba40187c75"/>
   </ds:schemaRefs>
 </ds:datastoreItem>
 </file>
 
 <file path=customXml/itemProps2.xml><?xml version="1.0" encoding="utf-8"?>
-<ds:datastoreItem xmlns:ds="http://schemas.openxmlformats.org/officeDocument/2006/customXml" ds:itemID="{E6AEFD01-EE92-4FE5-B460-797C8249B884}">
-  <ds:schemaRefs>
-    <ds:schemaRef ds:uri="http://schemas.microsoft.com/sharepoint/v3/contenttype/forms"/>
-  </ds:schemaRefs>
-</ds:datastoreItem>
-</file>
-
-<file path=customXml/itemProps3.xml><?xml version="1.0" encoding="utf-8"?>
 <ds:datastoreItem xmlns:ds="http://schemas.openxmlformats.org/officeDocument/2006/customXml" ds:itemID="{24463B89-46F6-43FA-AF5E-EB88A3EBD980}">
   <ds:schemaRefs>
     <ds:schemaRef ds:uri="http://schemas.microsoft.com/office/2006/metadata/contentType"/>
@@ -8250,13 +8025,18 @@
 </ds:datastoreItem>
 </file>
 
+<file path=customXml/itemProps3.xml><?xml version="1.0" encoding="utf-8"?>
+<ds:datastoreItem xmlns:ds="http://schemas.openxmlformats.org/officeDocument/2006/customXml" ds:itemID="{E6AEFD01-EE92-4FE5-B460-797C8249B884}">
+  <ds:schemaRefs>
+    <ds:schemaRef ds:uri="http://schemas.microsoft.com/sharepoint/v3/contenttype/forms"/>
+  </ds:schemaRefs>
+</ds:datastoreItem>
+</file>
+
 <file path=customXml/itemProps4.xml><?xml version="1.0" encoding="utf-8"?>
-<ds:datastoreItem xmlns:ds="http://schemas.openxmlformats.org/officeDocument/2006/customXml" ds:itemID="{F54CF3C5-B97D-4587-BA63-058DF8C395EF}">
+<ds:datastoreItem xmlns:ds="http://schemas.openxmlformats.org/officeDocument/2006/customXml" ds:itemID="{DD74AD3D-2011-4373-A9A9-31E8BDFDDBB8}">
   <ds:schemaRefs>
-    <ds:schemaRef ds:uri="http://schemas.microsoft.com/office/2006/metadata/properties"/>
-    <ds:schemaRef ds:uri="http://schemas.microsoft.com/office/infopath/2007/PartnerControls"/>
-    <ds:schemaRef ds:uri="feecd726-f7df-475c-8679-8678ca7cb149"/>
-    <ds:schemaRef ds:uri="9e0f7ac9-4631-486e-b7fb-a7ba40187c75"/>
+    <ds:schemaRef ds:uri="http://schemas.openxmlformats.org/officeDocument/2006/bibliography"/>
   </ds:schemaRefs>
 </ds:datastoreItem>
 </file>
--- a/templates_docx/LC Profile.docx
+++ b/templates_docx/LC Profile.docx
@@ -469,21 +469,6 @@
           <w:b/>
         </w:rPr>
       </w:pPr>
-      <w:r>
-        <w:rPr>
-          <w:rFonts w:ascii="Speak Pro" w:hAnsi="Speak Pro" w:cstheme="minorHAnsi"/>
-          <w:b/>
-        </w:rPr>
-        <w:t>Size: Height: 4.00cm &amp; width: 3.52cm</w:t>
-      </w:r>
-    </w:p>
-    <w:p>
-      <w:pPr>
-        <w:rPr>
-          <w:rFonts w:ascii="Speak Pro" w:hAnsi="Speak Pro" w:cstheme="minorHAnsi"/>
-          <w:b/>
-        </w:rPr>
-      </w:pPr>
     </w:p>
     <w:p>
       <w:pPr>
@@ -509,14 +494,6 @@
           <w:i/>
         </w:rPr>
       </w:pPr>
-      <w:r>
-        <w:rPr>
-          <w:rFonts w:ascii="Speak Pro" w:hAnsi="Speak Pro" w:cstheme="minorHAnsi"/>
-          <w:b/>
-          <w:i/>
-        </w:rPr>
-        <w:t>(Please insert photograph above)</w:t>
-      </w:r>
       <w:r>
         <w:rPr>
           <w:rFonts w:ascii="Speak Pro" w:hAnsi="Speak Pro" w:cstheme="minorHAnsi"/>
@@ -1222,7 +1199,6 @@
                 <w:rFonts w:ascii="Speak Pro" w:hAnsi="Speak Pro" w:cstheme="minorHAnsi"/>
                 <w:b/>
               </w:rPr>
-              <w:lastRenderedPageBreak/>
               <w:t>Written Reference Received covering the last 2 years (Y/N) (Must include last employer)</w:t>
             </w:r>
           </w:p>
@@ -1314,6 +1290,7 @@
                 <w:rStyle w:val="ui-provider"/>
                 <w:highlight w:val="yellow"/>
               </w:rPr>
+              <w:lastRenderedPageBreak/>
               <w:t>Registered with Social care Wales Details and date registered</w:t>
             </w:r>
             <w:r>
@@ -3683,7 +3660,6 @@
                 <w:b/>
                 <w:bCs/>
               </w:rPr>
-              <w:lastRenderedPageBreak/>
               <w:t>Name and signature of person</w:t>
             </w:r>
           </w:p>
@@ -4843,7 +4819,6 @@
                 <w:b/>
                 <w:bCs/>
               </w:rPr>
-              <w:lastRenderedPageBreak/>
               <w:t>MCA/DoLS Awareness</w:t>
             </w:r>
           </w:p>
@@ -4923,6 +4898,7 @@
                 <w:b/>
                 <w:bCs/>
               </w:rPr>
+              <w:lastRenderedPageBreak/>
               <w:t>Understanding Basic Life Support</w:t>
             </w:r>
           </w:p>
@@ -7723,17 +7699,19 @@
 </file>
 
 <file path=customXml/item1.xml><?xml version="1.0" encoding="utf-8"?>
-<p:properties xmlns:p="http://schemas.microsoft.com/office/2006/metadata/properties" xmlns:xsi="http://www.w3.org/2001/XMLSchema-instance" xmlns:pc="http://schemas.microsoft.com/office/infopath/2007/PartnerControls">
-  <documentManagement>
-    <lcf76f155ced4ddcb4097134ff3c332f xmlns="feecd726-f7df-475c-8679-8678ca7cb149">
-      <Terms xmlns="http://schemas.microsoft.com/office/infopath/2007/PartnerControls"/>
-    </lcf76f155ced4ddcb4097134ff3c332f>
-    <TaxCatchAll xmlns="9e0f7ac9-4631-486e-b7fb-a7ba40187c75" xsi:nil="true"/>
-  </documentManagement>
-</p:properties>
+<b:Sources xmlns:b="http://schemas.openxmlformats.org/officeDocument/2006/bibliography" xmlns="http://schemas.openxmlformats.org/officeDocument/2006/bibliography" SelectedStyle="\APASixthEditionOfficeOnline.xsl" StyleName="APA" Version="6"/>
 </file>
 
 <file path=customXml/item2.xml><?xml version="1.0" encoding="utf-8"?>
+<?mso-contentType ?>
+<FormTemplates xmlns="http://schemas.microsoft.com/sharepoint/v3/contenttype/forms">
+  <Display>DocumentLibraryForm</Display>
+  <Edit>DocumentLibraryForm</Edit>
+  <New>DocumentLibraryForm</New>
+</FormTemplates>
+</file>
+
+<file path=customXml/item3.xml><?xml version="1.0" encoding="utf-8"?>
 <ct:contentTypeSchema xmlns:ct="http://schemas.microsoft.com/office/2006/metadata/contentType" xmlns:ma="http://schemas.microsoft.com/office/2006/metadata/properties/metaAttributes" ct:_="" ma:_="" ma:contentTypeName="Document" ma:contentTypeID="0x0101003814293903177B4BBA3FADFD8B6EFE20" ma:contentTypeVersion="18" ma:contentTypeDescription="Create a new document." ma:contentTypeScope="" ma:versionID="6f48f6edd5f79f83aff8ec45ba034ca2">
   <xsd:schema xmlns:xsd="http://www.w3.org/2001/XMLSchema" xmlns:xs="http://www.w3.org/2001/XMLSchema" xmlns:p="http://schemas.microsoft.com/office/2006/metadata/properties" xmlns:ns2="feecd726-f7df-475c-8679-8678ca7cb149" xmlns:ns3="9e0f7ac9-4631-486e-b7fb-a7ba40187c75" targetNamespace="http://schemas.microsoft.com/office/2006/metadata/properties" ma:root="true" ma:fieldsID="2d97296e5ec5e71a8759d33458916169" ns2:_="" ns3:_="">
     <xsd:import namespace="feecd726-f7df-475c-8679-8678ca7cb149"/>
@@ -7982,31 +7960,34 @@
 </ct:contentTypeSchema>
 </file>
 
-<file path=customXml/item3.xml><?xml version="1.0" encoding="utf-8"?>
-<?mso-contentType ?>
-<FormTemplates xmlns="http://schemas.microsoft.com/sharepoint/v3/contenttype/forms">
-  <Display>DocumentLibraryForm</Display>
-  <Edit>DocumentLibraryForm</Edit>
-  <New>DocumentLibraryForm</New>
-</FormTemplates>
-</file>
-
 <file path=customXml/item4.xml><?xml version="1.0" encoding="utf-8"?>
-<b:Sources xmlns:b="http://schemas.openxmlformats.org/officeDocument/2006/bibliography" xmlns="http://schemas.openxmlformats.org/officeDocument/2006/bibliography" SelectedStyle="\APASixthEditionOfficeOnline.xsl" StyleName="APA" Version="6"/>
+<p:properties xmlns:p="http://schemas.microsoft.com/office/2006/metadata/properties" xmlns:xsi="http://www.w3.org/2001/XMLSchema-instance" xmlns:pc="http://schemas.microsoft.com/office/infopath/2007/PartnerControls">
+  <documentManagement>
+    <lcf76f155ced4ddcb4097134ff3c332f xmlns="feecd726-f7df-475c-8679-8678ca7cb149">
+      <Terms xmlns="http://schemas.microsoft.com/office/infopath/2007/PartnerControls"/>
+    </lcf76f155ced4ddcb4097134ff3c332f>
+    <TaxCatchAll xmlns="9e0f7ac9-4631-486e-b7fb-a7ba40187c75" xsi:nil="true"/>
+  </documentManagement>
+</p:properties>
 </file>
 
 <file path=customXml/itemProps1.xml><?xml version="1.0" encoding="utf-8"?>
-<ds:datastoreItem xmlns:ds="http://schemas.openxmlformats.org/officeDocument/2006/customXml" ds:itemID="{F54CF3C5-B97D-4587-BA63-058DF8C395EF}">
+<ds:datastoreItem xmlns:ds="http://schemas.openxmlformats.org/officeDocument/2006/customXml" ds:itemID="{DD74AD3D-2011-4373-A9A9-31E8BDFDDBB8}">
   <ds:schemaRefs>
-    <ds:schemaRef ds:uri="http://schemas.microsoft.com/office/2006/metadata/properties"/>
-    <ds:schemaRef ds:uri="http://schemas.microsoft.com/office/infopath/2007/PartnerControls"/>
-    <ds:schemaRef ds:uri="feecd726-f7df-475c-8679-8678ca7cb149"/>
-    <ds:schemaRef ds:uri="9e0f7ac9-4631-486e-b7fb-a7ba40187c75"/>
+    <ds:schemaRef ds:uri="http://schemas.openxmlformats.org/officeDocument/2006/bibliography"/>
   </ds:schemaRefs>
 </ds:datastoreItem>
 </file>
 
 <file path=customXml/itemProps2.xml><?xml version="1.0" encoding="utf-8"?>
+<ds:datastoreItem xmlns:ds="http://schemas.openxmlformats.org/officeDocument/2006/customXml" ds:itemID="{E6AEFD01-EE92-4FE5-B460-797C8249B884}">
+  <ds:schemaRefs>
+    <ds:schemaRef ds:uri="http://schemas.microsoft.com/sharepoint/v3/contenttype/forms"/>
+  </ds:schemaRefs>
+</ds:datastoreItem>
+</file>
+
+<file path=customXml/itemProps3.xml><?xml version="1.0" encoding="utf-8"?>
 <ds:datastoreItem xmlns:ds="http://schemas.openxmlformats.org/officeDocument/2006/customXml" ds:itemID="{24463B89-46F6-43FA-AF5E-EB88A3EBD980}">
   <ds:schemaRefs>
     <ds:schemaRef ds:uri="http://schemas.microsoft.com/office/2006/metadata/contentType"/>
@@ -8025,18 +8006,13 @@
 </ds:datastoreItem>
 </file>
 
-<file path=customXml/itemProps3.xml><?xml version="1.0" encoding="utf-8"?>
-<ds:datastoreItem xmlns:ds="http://schemas.openxmlformats.org/officeDocument/2006/customXml" ds:itemID="{E6AEFD01-EE92-4FE5-B460-797C8249B884}">
+<file path=customXml/itemProps4.xml><?xml version="1.0" encoding="utf-8"?>
+<ds:datastoreItem xmlns:ds="http://schemas.openxmlformats.org/officeDocument/2006/customXml" ds:itemID="{F54CF3C5-B97D-4587-BA63-058DF8C395EF}">
   <ds:schemaRefs>
-    <ds:schemaRef ds:uri="http://schemas.microsoft.com/sharepoint/v3/contenttype/forms"/>
-  </ds:schemaRefs>
-</ds:datastoreItem>
-</file>
-
-<file path=customXml/itemProps4.xml><?xml version="1.0" encoding="utf-8"?>
-<ds:datastoreItem xmlns:ds="http://schemas.openxmlformats.org/officeDocument/2006/customXml" ds:itemID="{DD74AD3D-2011-4373-A9A9-31E8BDFDDBB8}">
-  <ds:schemaRefs>
-    <ds:schemaRef ds:uri="http://schemas.openxmlformats.org/officeDocument/2006/bibliography"/>
+    <ds:schemaRef ds:uri="http://schemas.microsoft.com/office/2006/metadata/properties"/>
+    <ds:schemaRef ds:uri="http://schemas.microsoft.com/office/infopath/2007/PartnerControls"/>
+    <ds:schemaRef ds:uri="feecd726-f7df-475c-8679-8678ca7cb149"/>
+    <ds:schemaRef ds:uri="9e0f7ac9-4631-486e-b7fb-a7ba40187c75"/>
   </ds:schemaRefs>
 </ds:datastoreItem>
 </file>